--- a/a7/build/out/u3/A7 3.03 Exponential Expressions - Independent Set - Key.docx
+++ b/a7/build/out/u3/A7 3.03 Exponential Expressions - Independent Set - Key.docx
@@ -604,7 +604,7 @@
             <w:r>
               <w:drawing>
                 <wp:inline xmlns:a="http://schemas.openxmlformats.org/drawingml/2006/main" xmlns:pic="http://schemas.openxmlformats.org/drawingml/2006/picture">
-                  <wp:extent cx="320040" cy="256032"/>
+                  <wp:extent cx="320040" cy="252984"/>
                   <wp:docPr id="5" name="Picture 5"/>
                   <wp:cNvGraphicFramePr>
                     <a:graphicFrameLocks noChangeAspect="1"/>
@@ -613,7 +613,7 @@
                     <a:graphicData uri="http://schemas.openxmlformats.org/drawingml/2006/picture">
                       <pic:pic>
                         <pic:nvPicPr>
-                          <pic:cNvPr id="0" name="626d47b1fd2a2745.png"/>
+                          <pic:cNvPr id="0" name="a98c378c8a81edfa.png"/>
                           <pic:cNvPicPr/>
                         </pic:nvPicPr>
                         <pic:blipFill>
@@ -625,7 +625,7 @@
                         <pic:spPr>
                           <a:xfrm>
                             <a:off x="0" y="0"/>
-                            <a:ext cx="320040" cy="256032"/>
+                            <a:ext cx="320040" cy="252984"/>
                           </a:xfrm>
                           <a:prstGeom prst="rect"/>
                         </pic:spPr>
@@ -644,7 +644,7 @@
             <w:r>
               <w:drawing>
                 <wp:inline xmlns:a="http://schemas.openxmlformats.org/drawingml/2006/main" xmlns:pic="http://schemas.openxmlformats.org/drawingml/2006/picture">
-                  <wp:extent cx="134112" cy="146304"/>
+                  <wp:extent cx="134112" cy="143256"/>
                   <wp:docPr id="6" name="Picture 6"/>
                   <wp:cNvGraphicFramePr>
                     <a:graphicFrameLocks noChangeAspect="1"/>
@@ -653,7 +653,7 @@
                     <a:graphicData uri="http://schemas.openxmlformats.org/drawingml/2006/picture">
                       <pic:pic>
                         <pic:nvPicPr>
-                          <pic:cNvPr id="0" name="a71399fc7c8b3f0e.png"/>
+                          <pic:cNvPr id="0" name="cb994d1c15164d70.png"/>
                           <pic:cNvPicPr/>
                         </pic:nvPicPr>
                         <pic:blipFill>
@@ -665,7 +665,7 @@
                         <pic:spPr>
                           <a:xfrm>
                             <a:off x="0" y="0"/>
-                            <a:ext cx="134112" cy="146304"/>
+                            <a:ext cx="134112" cy="143256"/>
                           </a:xfrm>
                           <a:prstGeom prst="rect"/>
                         </pic:spPr>
@@ -698,7 +698,7 @@
                 <w:sz w:val="19"/>
                 <w:vertAlign w:val="superscript"/>
               </w:rPr>
-              <w:t>2</w:t>
+              <w:t>3</w:t>
             </w:r>
             <w:r>
               <w:rPr>
@@ -717,7 +717,7 @@
                 <w:sz w:val="19"/>
                 <w:vertAlign w:val="superscript"/>
               </w:rPr>
-              <w:t>2</w:t>
+              <w:t>3</w:t>
             </w:r>
             <w:r>
               <w:rPr>
